--- a/templates/template_korektif.docx
+++ b/templates/template_korektif.docx
@@ -39,27 +39,7 @@
           <w:szCs w:val="24"/>
           <w:lang w:val="en-US"/>
         </w:rPr>
-        <w:t>{</w:t>
-      </w:r>
-      <w:proofErr w:type="spellStart"/>
-      <w:r>
-        <w:rPr>
-          <w:rFonts w:ascii="Basic" w:eastAsia="Basic" w:hAnsi="Basic" w:cs="Basic"/>
-          <w:sz w:val="24"/>
-          <w:szCs w:val="24"/>
-          <w:lang w:val="en-US"/>
-        </w:rPr>
-        <w:t>nomor_ba</w:t>
-      </w:r>
-      <w:proofErr w:type="spellEnd"/>
-      <w:r>
-        <w:rPr>
-          <w:rFonts w:ascii="Basic" w:eastAsia="Basic" w:hAnsi="Basic" w:cs="Basic"/>
-          <w:sz w:val="24"/>
-          <w:szCs w:val="24"/>
-          <w:lang w:val="en-US"/>
-        </w:rPr>
-        <w:t>}</w:t>
+        <w:t>{nomor_ba}</w:t>
       </w:r>
     </w:p>
     <w:p>
@@ -120,7 +100,7 @@
         <w:ind w:left="180"/>
         <w:jc w:val="center"/>
         <w:rPr>
-          <w:rFonts w:ascii="Basic" w:eastAsia="Basic" w:hAnsi="Basic" w:cs="Basic"/>
+          <w:rFonts w:asciiTheme="minorHAnsi" w:eastAsia="Basic" w:hAnsiTheme="minorHAnsi" w:cs="Basic"/>
           <w:b/>
           <w:bCs/>
           <w:sz w:val="28"/>
@@ -135,7 +115,7 @@
           <w:sz w:val="28"/>
           <w:szCs w:val="28"/>
         </w:rPr>
-        <w:t>BERITA ACARA PEMELIHARAAN ALAT SPARING</w:t>
+        <w:t>BERITA ACARA PEMELIHARAAN ALAT</w:t>
       </w:r>
     </w:p>
     <w:p>
@@ -184,27 +164,7 @@
           <w:szCs w:val="24"/>
           <w:lang w:val="en-US"/>
         </w:rPr>
-        <w:t>{</w:t>
-      </w:r>
-      <w:proofErr w:type="spellStart"/>
-      <w:r>
-        <w:rPr>
-          <w:rFonts w:ascii="Basic" w:eastAsia="Basic" w:hAnsi="Basic" w:cs="Basic"/>
-          <w:sz w:val="24"/>
-          <w:szCs w:val="24"/>
-          <w:lang w:val="en-US"/>
-        </w:rPr>
-        <w:t>tanggal</w:t>
-      </w:r>
-      <w:proofErr w:type="spellEnd"/>
-      <w:r>
-        <w:rPr>
-          <w:rFonts w:ascii="Basic" w:eastAsia="Basic" w:hAnsi="Basic" w:cs="Basic"/>
-          <w:sz w:val="24"/>
-          <w:szCs w:val="24"/>
-          <w:lang w:val="en-US"/>
-        </w:rPr>
-        <w:t>}</w:t>
+        <w:t>{tanggal}</w:t>
       </w:r>
       <w:r>
         <w:rPr>
@@ -502,17 +462,7 @@
                 <w:szCs w:val="24"/>
                 <w:lang w:val="en-US"/>
               </w:rPr>
-              <w:t>{#</w:t>
-            </w:r>
-            <w:proofErr w:type="gramStart"/>
-            <w:r>
-              <w:rPr>
-                <w:rFonts w:ascii="Basic" w:eastAsia="Basic" w:hAnsi="Basic" w:cs="Basic"/>
-                <w:sz w:val="24"/>
-                <w:szCs w:val="24"/>
-                <w:lang w:val="en-US"/>
-              </w:rPr>
-              <w:t>items}</w:t>
+              <w:t>{#items}</w:t>
             </w:r>
             <w:r>
               <w:rPr>
@@ -521,17 +471,7 @@
                 <w:szCs w:val="24"/>
                 <w:lang w:val="en-US"/>
               </w:rPr>
-              <w:t>{</w:t>
-            </w:r>
-            <w:proofErr w:type="gramEnd"/>
-            <w:r>
-              <w:rPr>
-                <w:rFonts w:ascii="Basic" w:eastAsia="Basic" w:hAnsi="Basic" w:cs="Basic"/>
-                <w:sz w:val="24"/>
-                <w:szCs w:val="24"/>
-                <w:lang w:val="en-US"/>
-              </w:rPr>
-              <w:t>no}</w:t>
+              <w:t>{no}</w:t>
             </w:r>
           </w:p>
         </w:tc>
@@ -587,27 +527,7 @@
                 <w:szCs w:val="24"/>
                 <w:lang w:val="en-US"/>
               </w:rPr>
-              <w:t>{</w:t>
-            </w:r>
-            <w:proofErr w:type="spellStart"/>
-            <w:r>
-              <w:rPr>
-                <w:rFonts w:ascii="Basic" w:eastAsia="Basic" w:hAnsi="Basic" w:cs="Basic"/>
-                <w:sz w:val="24"/>
-                <w:szCs w:val="24"/>
-                <w:lang w:val="en-US"/>
-              </w:rPr>
-              <w:t>catatan</w:t>
-            </w:r>
-            <w:proofErr w:type="spellEnd"/>
-            <w:r>
-              <w:rPr>
-                <w:rFonts w:ascii="Basic" w:eastAsia="Basic" w:hAnsi="Basic" w:cs="Basic"/>
-                <w:sz w:val="24"/>
-                <w:szCs w:val="24"/>
-                <w:lang w:val="en-US"/>
-              </w:rPr>
-              <w:t>}</w:t>
+              <w:t>{catatan}</w:t>
             </w:r>
           </w:p>
         </w:tc>
@@ -647,7 +567,6 @@
               </w:rPr>
               <w:t>%</w:t>
             </w:r>
-            <w:proofErr w:type="gramStart"/>
             <w:r>
               <w:rPr>
                 <w:rFonts w:ascii="Basic" w:eastAsia="Basic" w:hAnsi="Basic" w:cs="Basic"/>
@@ -664,17 +583,7 @@
                 <w:szCs w:val="24"/>
                 <w:lang w:val="en-US"/>
               </w:rPr>
-              <w:t>}{</w:t>
-            </w:r>
-            <w:proofErr w:type="gramEnd"/>
-            <w:r>
-              <w:rPr>
-                <w:rFonts w:ascii="Basic" w:eastAsia="Basic" w:hAnsi="Basic" w:cs="Basic"/>
-                <w:sz w:val="24"/>
-                <w:szCs w:val="24"/>
-                <w:lang w:val="en-US"/>
-              </w:rPr>
-              <w:t>/items}</w:t>
+              <w:t>}{/items}</w:t>
             </w:r>
           </w:p>
         </w:tc>
@@ -821,17 +730,7 @@
                 <w:szCs w:val="24"/>
                 <w:lang w:val="en-US"/>
               </w:rPr>
-              <w:t>{</w:t>
-            </w:r>
-            <w:proofErr w:type="spellStart"/>
-            <w:r>
-              <w:rPr>
-                <w:rFonts w:ascii="Basic" w:eastAsia="Basic" w:hAnsi="Basic" w:cs="Basic"/>
-                <w:sz w:val="24"/>
-                <w:szCs w:val="24"/>
-                <w:lang w:val="en-US"/>
-              </w:rPr>
-              <w:t>lo</w:t>
+              <w:t>{lo</w:t>
             </w:r>
             <w:r>
               <w:rPr>
@@ -842,7 +741,6 @@
               </w:rPr>
               <w:t>kasi</w:t>
             </w:r>
-            <w:proofErr w:type="spellEnd"/>
             <w:r>
               <w:rPr>
                 <w:rFonts w:ascii="Basic" w:eastAsia="Basic" w:hAnsi="Basic" w:cs="Basic"/>
@@ -925,7 +823,6 @@
                 <w:lang w:val="en-US"/>
               </w:rPr>
             </w:pPr>
-            <w:proofErr w:type="spellStart"/>
             <w:r>
               <w:rPr>
                 <w:rFonts w:ascii="Basic" w:eastAsia="Basic" w:hAnsi="Basic" w:cs="Basic"/>
@@ -933,29 +830,8 @@
                 <w:szCs w:val="24"/>
                 <w:lang w:val="en-US"/>
               </w:rPr>
-              <w:t>Pengawas</w:t>
+              <w:t>Pengawas Lapangan</w:t>
             </w:r>
-            <w:proofErr w:type="spellEnd"/>
-            <w:r>
-              <w:rPr>
-                <w:rFonts w:ascii="Basic" w:eastAsia="Basic" w:hAnsi="Basic" w:cs="Basic"/>
-                <w:sz w:val="24"/>
-                <w:szCs w:val="24"/>
-                <w:lang w:val="en-US"/>
-              </w:rPr>
-              <w:t xml:space="preserve"> </w:t>
-            </w:r>
-            <w:proofErr w:type="spellStart"/>
-            <w:r>
-              <w:rPr>
-                <w:rFonts w:ascii="Basic" w:eastAsia="Basic" w:hAnsi="Basic" w:cs="Basic"/>
-                <w:sz w:val="24"/>
-                <w:szCs w:val="24"/>
-                <w:lang w:val="en-US"/>
-              </w:rPr>
-              <w:t>Lapangan</w:t>
-            </w:r>
-            <w:proofErr w:type="spellEnd"/>
           </w:p>
         </w:tc>
       </w:tr>
@@ -987,27 +863,7 @@
                 <w:szCs w:val="24"/>
                 <w:lang w:val="en-US"/>
               </w:rPr>
-              <w:t>{%</w:t>
-            </w:r>
-            <w:proofErr w:type="spellStart"/>
-            <w:r>
-              <w:rPr>
-                <w:rFonts w:asciiTheme="minorHAnsi" w:eastAsia="Basic" w:hAnsiTheme="minorHAnsi" w:cs="Basic"/>
-                <w:sz w:val="24"/>
-                <w:szCs w:val="24"/>
-                <w:lang w:val="en-US"/>
-              </w:rPr>
-              <w:t>ttd_teknisi</w:t>
-            </w:r>
-            <w:proofErr w:type="spellEnd"/>
-            <w:r>
-              <w:rPr>
-                <w:rFonts w:asciiTheme="minorHAnsi" w:eastAsia="Basic" w:hAnsiTheme="minorHAnsi" w:cs="Basic"/>
-                <w:sz w:val="24"/>
-                <w:szCs w:val="24"/>
-                <w:lang w:val="en-US"/>
-              </w:rPr>
-              <w:t>}</w:t>
+              <w:t>{%ttd_teknisi}</w:t>
             </w:r>
           </w:p>
         </w:tc>
@@ -1051,27 +907,7 @@
                 <w:szCs w:val="24"/>
                 <w:lang w:val="en-US"/>
               </w:rPr>
-              <w:t>{%</w:t>
-            </w:r>
-            <w:proofErr w:type="spellStart"/>
-            <w:r>
-              <w:rPr>
-                <w:rFonts w:asciiTheme="minorHAnsi" w:eastAsia="Basic" w:hAnsiTheme="minorHAnsi" w:cs="Basic"/>
-                <w:sz w:val="24"/>
-                <w:szCs w:val="24"/>
-                <w:lang w:val="en-US"/>
-              </w:rPr>
-              <w:t>ttd_pengawas_lapangan</w:t>
-            </w:r>
-            <w:proofErr w:type="spellEnd"/>
-            <w:r>
-              <w:rPr>
-                <w:rFonts w:asciiTheme="minorHAnsi" w:eastAsia="Basic" w:hAnsiTheme="minorHAnsi" w:cs="Basic"/>
-                <w:sz w:val="24"/>
-                <w:szCs w:val="24"/>
-                <w:lang w:val="en-US"/>
-              </w:rPr>
-              <w:t>}</w:t>
+              <w:t>{%ttd_pengawas_lapangan}</w:t>
             </w:r>
           </w:p>
         </w:tc>
@@ -1100,27 +936,7 @@
                 <w:szCs w:val="24"/>
                 <w:lang w:val="en-US"/>
               </w:rPr>
-              <w:t>{</w:t>
-            </w:r>
-            <w:proofErr w:type="spellStart"/>
-            <w:r>
-              <w:rPr>
-                <w:rFonts w:ascii="Basic" w:eastAsia="Basic" w:hAnsi="Basic" w:cs="Basic"/>
-                <w:sz w:val="24"/>
-                <w:szCs w:val="24"/>
-                <w:lang w:val="en-US"/>
-              </w:rPr>
-              <w:t>teknisi</w:t>
-            </w:r>
-            <w:proofErr w:type="spellEnd"/>
-            <w:r>
-              <w:rPr>
-                <w:rFonts w:ascii="Basic" w:eastAsia="Basic" w:hAnsi="Basic" w:cs="Basic"/>
-                <w:sz w:val="24"/>
-                <w:szCs w:val="24"/>
-                <w:lang w:val="en-US"/>
-              </w:rPr>
-              <w:t>}</w:t>
+              <w:t>{teknisi}</w:t>
             </w:r>
           </w:p>
         </w:tc>
@@ -1164,27 +980,7 @@
                 <w:szCs w:val="24"/>
                 <w:lang w:val="en-US"/>
               </w:rPr>
-              <w:t>{</w:t>
-            </w:r>
-            <w:proofErr w:type="spellStart"/>
-            <w:r>
-              <w:rPr>
-                <w:rFonts w:ascii="Basic" w:eastAsia="Basic" w:hAnsi="Basic" w:cs="Basic"/>
-                <w:sz w:val="24"/>
-                <w:szCs w:val="24"/>
-                <w:lang w:val="en-US"/>
-              </w:rPr>
-              <w:t>pengawas_lapangan</w:t>
-            </w:r>
-            <w:proofErr w:type="spellEnd"/>
-            <w:r>
-              <w:rPr>
-                <w:rFonts w:ascii="Basic" w:eastAsia="Basic" w:hAnsi="Basic" w:cs="Basic"/>
-                <w:sz w:val="24"/>
-                <w:szCs w:val="24"/>
-                <w:lang w:val="en-US"/>
-              </w:rPr>
-              <w:t>}</w:t>
+              <w:t>{pengawas_lapangan}</w:t>
             </w:r>
           </w:p>
         </w:tc>
@@ -1289,7 +1085,7 @@
         <v:shape id="4098" o:spid="_x0000_i1026" type="#_x0000_t75" style="width:450.75pt;height:6.75pt;visibility:visible;mso-wrap-distance-left:0;mso-wrap-distance-right:0">
           <v:imagedata r:id="rId1" o:title="" embosscolor="white"/>
         </v:shape>
-        <o:OLEObject Type="Embed" ProgID="CorelDraw.Graphic.16" ShapeID="4098" DrawAspect="Content" ObjectID="_1831834210" r:id="rId2"/>
+        <o:OLEObject Type="Embed" ProgID="CorelDraw.Graphic.16" ShapeID="4098" DrawAspect="Content" ObjectID="_1848224460" r:id="rId2"/>
       </w:object>
     </w:r>
     <w:r>
@@ -1631,7 +1427,7 @@
           <v:imagedata r:id="rId1" o:title="" embosscolor="white"/>
           <w10:wrap anchorx="margin"/>
         </v:shape>
-        <o:OLEObject Type="Embed" ProgID="CorelDraw.Graphic.16" ShapeID="4097" DrawAspect="Content" ObjectID="_1831834211" r:id="rId2"/>
+        <o:OLEObject Type="Embed" ProgID="CorelDraw.Graphic.16" ShapeID="4097" DrawAspect="Content" ObjectID="_1848224461" r:id="rId2"/>
       </w:object>
     </w:r>
   </w:p>

--- a/templates/template_korektif.docx
+++ b/templates/template_korektif.docx
@@ -1010,8 +1010,12 @@
       </w:pPr>
     </w:p>
     <w:sectPr>
-      <w:headerReference w:type="default" r:id="rId7"/>
-      <w:footerReference w:type="default" r:id="rId8"/>
+      <w:headerReference w:type="even" r:id="rId7"/>
+      <w:headerReference w:type="default" r:id="rId8"/>
+      <w:footerReference w:type="even" r:id="rId9"/>
+      <w:footerReference w:type="default" r:id="rId10"/>
+      <w:headerReference w:type="first" r:id="rId11"/>
+      <w:footerReference w:type="first" r:id="rId12"/>
       <w:pgSz w:w="11906" w:h="16838"/>
       <w:pgMar w:top="1814" w:right="1440" w:bottom="1440" w:left="1440" w:header="708" w:footer="1591" w:gutter="0"/>
       <w:pgNumType w:start="1"/>
@@ -1048,6 +1052,16 @@
 
 <file path=word/footer1.xml><?xml version="1.0" encoding="utf-8"?>
 <w:ftr xmlns:wpc="http://schemas.microsoft.com/office/word/2010/wordprocessingCanvas" xmlns:cx="http://schemas.microsoft.com/office/drawing/2014/chartex" xmlns:cx1="http://schemas.microsoft.com/office/drawing/2015/9/8/chartex" xmlns:cx2="http://schemas.microsoft.com/office/drawing/2015/10/21/chartex" xmlns:cx3="http://schemas.microsoft.com/office/drawing/2016/5/9/chartex" xmlns:cx4="http://schemas.microsoft.com/office/drawing/2016/5/10/chartex" xmlns:cx5="http://schemas.microsoft.com/office/drawing/2016/5/11/chartex" xmlns:cx6="http://schemas.microsoft.com/office/drawing/2016/5/12/chartex" xmlns:cx7="http://schemas.microsoft.com/office/drawing/2016/5/13/chartex" xmlns:cx8="http://schemas.microsoft.com/office/drawing/2016/5/14/chartex" xmlns:mc="http://schemas.openxmlformats.org/markup-compatibility/2006" xmlns:aink="http://schemas.microsoft.com/office/drawing/2016/ink" xmlns:am3d="http://schemas.microsoft.com/office/drawing/2017/model3d" xmlns:o="urn:schemas-microsoft-com:office:office" xmlns:r="http://schemas.openxmlformats.org/officeDocument/2006/relationships" xmlns:m="http://schemas.openxmlformats.org/officeDocument/2006/math" xmlns:v="urn:schemas-microsoft-com:vml" xmlns:wp14="http://schemas.microsoft.com/office/word/2010/wordprocessingDrawing" xmlns:wp="http://schemas.openxmlformats.org/drawingml/2006/wordprocessingDrawing" xmlns:w10="urn:schemas-microsoft-com:office:word" xmlns:w="http://schemas.openxmlformats.org/wordprocessingml/2006/main" xmlns:w14="http://schemas.microsoft.com/office/word/2010/wordml" xmlns:w15="http://schemas.microsoft.com/office/word/2012/wordml" xmlns:w16cex="http://schemas.microsoft.com/office/word/2018/wordml/cex" xmlns:w16cid="http://schemas.microsoft.com/office/word/2016/wordml/cid" xmlns:w16="http://schemas.microsoft.com/office/word/2018/wordml" xmlns:w16sdtdh="http://schemas.microsoft.com/office/word/2020/wordml/sdtdatahash" xmlns:w16se="http://schemas.microsoft.com/office/word/2015/wordml/symex" xmlns:wpg="http://schemas.microsoft.com/office/word/2010/wordprocessingGroup" xmlns:wpi="http://schemas.microsoft.com/office/word/2010/wordprocessingInk" xmlns:wne="http://schemas.microsoft.com/office/word/2006/wordml" xmlns:wps="http://schemas.microsoft.com/office/word/2010/wordprocessingShape" mc:Ignorable="w14 w15 w16se w16cid w16 w16cex w16sdtdh wp14">
+  <w:p>
+    <w:pPr>
+      <w:pStyle w:val="Footer"/>
+    </w:pPr>
+  </w:p>
+</w:ftr>
+</file>
+
+<file path=word/footer2.xml><?xml version="1.0" encoding="utf-8"?>
+<w:ftr xmlns:wpc="http://schemas.microsoft.com/office/word/2010/wordprocessingCanvas" xmlns:cx="http://schemas.microsoft.com/office/drawing/2014/chartex" xmlns:cx1="http://schemas.microsoft.com/office/drawing/2015/9/8/chartex" xmlns:cx2="http://schemas.microsoft.com/office/drawing/2015/10/21/chartex" xmlns:cx3="http://schemas.microsoft.com/office/drawing/2016/5/9/chartex" xmlns:cx4="http://schemas.microsoft.com/office/drawing/2016/5/10/chartex" xmlns:cx5="http://schemas.microsoft.com/office/drawing/2016/5/11/chartex" xmlns:cx6="http://schemas.microsoft.com/office/drawing/2016/5/12/chartex" xmlns:cx7="http://schemas.microsoft.com/office/drawing/2016/5/13/chartex" xmlns:cx8="http://schemas.microsoft.com/office/drawing/2016/5/14/chartex" xmlns:mc="http://schemas.openxmlformats.org/markup-compatibility/2006" xmlns:aink="http://schemas.microsoft.com/office/drawing/2016/ink" xmlns:am3d="http://schemas.microsoft.com/office/drawing/2017/model3d" xmlns:o="urn:schemas-microsoft-com:office:office" xmlns:r="http://schemas.openxmlformats.org/officeDocument/2006/relationships" xmlns:m="http://schemas.openxmlformats.org/officeDocument/2006/math" xmlns:v="urn:schemas-microsoft-com:vml" xmlns:wp14="http://schemas.microsoft.com/office/word/2010/wordprocessingDrawing" xmlns:wp="http://schemas.openxmlformats.org/drawingml/2006/wordprocessingDrawing" xmlns:w10="urn:schemas-microsoft-com:office:word" xmlns:w="http://schemas.openxmlformats.org/wordprocessingml/2006/main" xmlns:w14="http://schemas.microsoft.com/office/word/2010/wordml" xmlns:w15="http://schemas.microsoft.com/office/word/2012/wordml" xmlns:w16cex="http://schemas.microsoft.com/office/word/2018/wordml/cex" xmlns:w16cid="http://schemas.microsoft.com/office/word/2016/wordml/cid" xmlns:w16="http://schemas.microsoft.com/office/word/2018/wordml" xmlns:w16sdtdh="http://schemas.microsoft.com/office/word/2020/wordml/sdtdatahash" xmlns:w16se="http://schemas.microsoft.com/office/word/2015/wordml/symex" xmlns:wpg="http://schemas.microsoft.com/office/word/2010/wordprocessingGroup" xmlns:wpi="http://schemas.microsoft.com/office/word/2010/wordprocessingInk" xmlns:wne="http://schemas.microsoft.com/office/word/2006/wordml" xmlns:wps="http://schemas.microsoft.com/office/word/2010/wordprocessingShape" mc:Ignorable="w14 w15 w16se w16cid w16 w16cex w16sdtdh wp14">
   <w:bookmarkStart w:id="1" w:name="bookmark=id.30j0zll" w:colFirst="0" w:colLast="0"/>
   <w:bookmarkEnd w:id="1"/>
   <w:p>
@@ -1085,7 +1099,7 @@
         <v:shape id="4098" o:spid="_x0000_i1026" type="#_x0000_t75" style="width:450.75pt;height:6.75pt;visibility:visible;mso-wrap-distance-left:0;mso-wrap-distance-right:0">
           <v:imagedata r:id="rId1" o:title="" embosscolor="white"/>
         </v:shape>
-        <o:OLEObject Type="Embed" ProgID="CorelDraw.Graphic.16" ShapeID="4098" DrawAspect="Content" ObjectID="_1848224460" r:id="rId2"/>
+        <o:OLEObject Type="Embed" ProgID="CorelDraw.Graphic.16" ShapeID="4098" DrawAspect="Content" ObjectID="_1854258503" r:id="rId2"/>
       </w:object>
     </w:r>
     <w:r>
@@ -1159,14 +1173,6 @@
     </w:r>
     <w:r>
       <w:rPr>
-        <w:color w:val="000000"/>
-        <w:sz w:val="20"/>
-        <w:szCs w:val="20"/>
-      </w:rPr>
-      <w:t>FACTORY</w:t>
-    </w:r>
-    <w:r>
-      <w:rPr>
         <w:rStyle w:val="apple-tab-span"/>
         <w:color w:val="000000"/>
         <w:sz w:val="20"/>
@@ -1215,27 +1221,25 @@
       </w:rPr>
       <w:tab/>
     </w:r>
+  </w:p>
+  <w:p>
+    <w:pPr>
+      <w:pStyle w:val="NormalWeb"/>
+      <w:spacing w:before="0" w:beforeAutospacing="0" w:after="0" w:afterAutospacing="0"/>
+      <w:rPr>
+        <w:color w:val="000000"/>
+        <w:sz w:val="20"/>
+        <w:szCs w:val="20"/>
+      </w:rPr>
+    </w:pPr>
     <w:r>
       <w:rPr>
         <w:color w:val="000000"/>
         <w:sz w:val="20"/>
         <w:szCs w:val="20"/>
+        <w:lang w:val="id-ID"/>
       </w:rPr>
-      <w:t>Jl. Jakarta No. 24, Bandung 40272</w:t>
-    </w:r>
-  </w:p>
-  <w:p>
-    <w:pPr>
-      <w:pStyle w:val="NormalWeb"/>
-      <w:spacing w:before="0" w:beforeAutospacing="0" w:after="0" w:afterAutospacing="0"/>
-    </w:pPr>
-    <w:r>
-      <w:rPr>
-        <w:color w:val="000000"/>
-        <w:sz w:val="20"/>
-        <w:szCs w:val="20"/>
-      </w:rPr>
-      <w:t>HP: 0812-1432-1083</w:t>
+      <w:t>www.getsensync.com</w:t>
     </w:r>
     <w:r>
       <w:rPr>
@@ -1243,115 +1247,20 @@
         <w:color w:val="000000"/>
         <w:sz w:val="20"/>
         <w:szCs w:val="20"/>
+        <w:lang w:val="id-ID"/>
       </w:rPr>
       <w:tab/>
     </w:r>
-    <w:r>
-      <w:rPr>
-        <w:rStyle w:val="apple-tab-span"/>
-        <w:color w:val="000000"/>
-        <w:sz w:val="20"/>
-        <w:szCs w:val="20"/>
-      </w:rPr>
-      <w:tab/>
-    </w:r>
-    <w:r>
-      <w:rPr>
-        <w:rStyle w:val="apple-tab-span"/>
-        <w:color w:val="000000"/>
-        <w:sz w:val="20"/>
-        <w:szCs w:val="20"/>
-      </w:rPr>
-      <w:tab/>
-    </w:r>
-    <w:r>
-      <w:rPr>
-        <w:rStyle w:val="apple-tab-span"/>
-        <w:color w:val="000000"/>
-        <w:sz w:val="20"/>
-        <w:szCs w:val="20"/>
-      </w:rPr>
-      <w:tab/>
-    </w:r>
-    <w:r>
-      <w:rPr>
-        <w:color w:val="000000"/>
-        <w:sz w:val="20"/>
-        <w:szCs w:val="20"/>
-      </w:rPr>
-      <w:t xml:space="preserve">Email: </w:t>
-    </w:r>
-    <w:hyperlink r:id="rId3" w:history="1">
-      <w:r>
-        <w:rPr>
-          <w:rStyle w:val="Hyperlink"/>
-          <w:color w:val="000000"/>
-          <w:sz w:val="20"/>
-          <w:szCs w:val="20"/>
-        </w:rPr>
-        <w:t>info@getsensync.com</w:t>
-      </w:r>
-    </w:hyperlink>
   </w:p>
+</w:ftr>
+</file>
+
+<file path=word/footer3.xml><?xml version="1.0" encoding="utf-8"?>
+<w:ftr xmlns:wpc="http://schemas.microsoft.com/office/word/2010/wordprocessingCanvas" xmlns:cx="http://schemas.microsoft.com/office/drawing/2014/chartex" xmlns:cx1="http://schemas.microsoft.com/office/drawing/2015/9/8/chartex" xmlns:cx2="http://schemas.microsoft.com/office/drawing/2015/10/21/chartex" xmlns:cx3="http://schemas.microsoft.com/office/drawing/2016/5/9/chartex" xmlns:cx4="http://schemas.microsoft.com/office/drawing/2016/5/10/chartex" xmlns:cx5="http://schemas.microsoft.com/office/drawing/2016/5/11/chartex" xmlns:cx6="http://schemas.microsoft.com/office/drawing/2016/5/12/chartex" xmlns:cx7="http://schemas.microsoft.com/office/drawing/2016/5/13/chartex" xmlns:cx8="http://schemas.microsoft.com/office/drawing/2016/5/14/chartex" xmlns:mc="http://schemas.openxmlformats.org/markup-compatibility/2006" xmlns:aink="http://schemas.microsoft.com/office/drawing/2016/ink" xmlns:am3d="http://schemas.microsoft.com/office/drawing/2017/model3d" xmlns:o="urn:schemas-microsoft-com:office:office" xmlns:r="http://schemas.openxmlformats.org/officeDocument/2006/relationships" xmlns:m="http://schemas.openxmlformats.org/officeDocument/2006/math" xmlns:v="urn:schemas-microsoft-com:vml" xmlns:wp14="http://schemas.microsoft.com/office/word/2010/wordprocessingDrawing" xmlns:wp="http://schemas.openxmlformats.org/drawingml/2006/wordprocessingDrawing" xmlns:w10="urn:schemas-microsoft-com:office:word" xmlns:w="http://schemas.openxmlformats.org/wordprocessingml/2006/main" xmlns:w14="http://schemas.microsoft.com/office/word/2010/wordml" xmlns:w15="http://schemas.microsoft.com/office/word/2012/wordml" xmlns:w16cex="http://schemas.microsoft.com/office/word/2018/wordml/cex" xmlns:w16cid="http://schemas.microsoft.com/office/word/2016/wordml/cid" xmlns:w16="http://schemas.microsoft.com/office/word/2018/wordml" xmlns:w16sdtdh="http://schemas.microsoft.com/office/word/2020/wordml/sdtdatahash" xmlns:w16se="http://schemas.microsoft.com/office/word/2015/wordml/symex" xmlns:wpg="http://schemas.microsoft.com/office/word/2010/wordprocessingGroup" xmlns:wpi="http://schemas.microsoft.com/office/word/2010/wordprocessingInk" xmlns:wne="http://schemas.microsoft.com/office/word/2006/wordml" xmlns:wps="http://schemas.microsoft.com/office/word/2010/wordprocessingShape" mc:Ignorable="w14 w15 w16se w16cid w16 w16cex w16sdtdh wp14">
   <w:p>
     <w:pPr>
-      <w:pBdr>
-        <w:top w:val="nil"/>
-        <w:left w:val="nil"/>
-        <w:bottom w:val="nil"/>
-        <w:right w:val="nil"/>
-        <w:between w:val="nil"/>
-      </w:pBdr>
-      <w:tabs>
-        <w:tab w:val="left" w:pos="4253"/>
-        <w:tab w:val="center" w:pos="4513"/>
-        <w:tab w:val="right" w:pos="9026"/>
-      </w:tabs>
-      <w:spacing w:after="0" w:line="240" w:lineRule="auto"/>
-      <w:ind w:left="2410"/>
-      <w:rPr>
-        <w:rFonts w:ascii="Times New Roman" w:eastAsia="Times New Roman" w:hAnsi="Times New Roman" w:cs="Times New Roman"/>
-        <w:color w:val="000000"/>
-        <w:sz w:val="20"/>
-        <w:szCs w:val="20"/>
-      </w:rPr>
-    </w:pPr>
-    <w:r>
-      <w:rPr>
-        <w:rStyle w:val="apple-tab-span"/>
-        <w:color w:val="000000"/>
-        <w:sz w:val="20"/>
-        <w:szCs w:val="20"/>
-      </w:rPr>
-      <w:tab/>
-    </w:r>
-    <w:r>
-      <w:rPr>
-        <w:rStyle w:val="apple-tab-span"/>
-        <w:color w:val="000000"/>
-        <w:sz w:val="20"/>
-        <w:szCs w:val="20"/>
-      </w:rPr>
-      <w:tab/>
-    </w:r>
-    <w:r>
-      <w:rPr>
-        <w:rStyle w:val="apple-tab-span"/>
-        <w:color w:val="000000"/>
-        <w:sz w:val="20"/>
-        <w:szCs w:val="20"/>
-        <w:lang w:val="en-US"/>
-      </w:rPr>
-      <w:t xml:space="preserve"> </w:t>
-    </w:r>
-    <w:r>
-      <w:rPr>
-        <w:color w:val="000000"/>
-        <w:sz w:val="20"/>
-        <w:szCs w:val="20"/>
-      </w:rPr>
-      <w:t>http://www.getsensync.com</w:t>
-    </w:r>
+      <w:pStyle w:val="Footer"/>
+    </w:pPr>
   </w:p>
 </w:ftr>
 </file>
@@ -1385,6 +1294,16 @@
 <w:hdr xmlns:wpc="http://schemas.microsoft.com/office/word/2010/wordprocessingCanvas" xmlns:cx="http://schemas.microsoft.com/office/drawing/2014/chartex" xmlns:cx1="http://schemas.microsoft.com/office/drawing/2015/9/8/chartex" xmlns:cx2="http://schemas.microsoft.com/office/drawing/2015/10/21/chartex" xmlns:cx3="http://schemas.microsoft.com/office/drawing/2016/5/9/chartex" xmlns:cx4="http://schemas.microsoft.com/office/drawing/2016/5/10/chartex" xmlns:cx5="http://schemas.microsoft.com/office/drawing/2016/5/11/chartex" xmlns:cx6="http://schemas.microsoft.com/office/drawing/2016/5/12/chartex" xmlns:cx7="http://schemas.microsoft.com/office/drawing/2016/5/13/chartex" xmlns:cx8="http://schemas.microsoft.com/office/drawing/2016/5/14/chartex" xmlns:mc="http://schemas.openxmlformats.org/markup-compatibility/2006" xmlns:aink="http://schemas.microsoft.com/office/drawing/2016/ink" xmlns:am3d="http://schemas.microsoft.com/office/drawing/2017/model3d" xmlns:o="urn:schemas-microsoft-com:office:office" xmlns:r="http://schemas.openxmlformats.org/officeDocument/2006/relationships" xmlns:m="http://schemas.openxmlformats.org/officeDocument/2006/math" xmlns:v="urn:schemas-microsoft-com:vml" xmlns:wp14="http://schemas.microsoft.com/office/word/2010/wordprocessingDrawing" xmlns:wp="http://schemas.openxmlformats.org/drawingml/2006/wordprocessingDrawing" xmlns:w10="urn:schemas-microsoft-com:office:word" xmlns:w="http://schemas.openxmlformats.org/wordprocessingml/2006/main" xmlns:w14="http://schemas.microsoft.com/office/word/2010/wordml" xmlns:w15="http://schemas.microsoft.com/office/word/2012/wordml" xmlns:w16cex="http://schemas.microsoft.com/office/word/2018/wordml/cex" xmlns:w16cid="http://schemas.microsoft.com/office/word/2016/wordml/cid" xmlns:w16="http://schemas.microsoft.com/office/word/2018/wordml" xmlns:w16sdtdh="http://schemas.microsoft.com/office/word/2020/wordml/sdtdatahash" xmlns:w16se="http://schemas.microsoft.com/office/word/2015/wordml/symex" xmlns:wpg="http://schemas.microsoft.com/office/word/2010/wordprocessingGroup" xmlns:wpi="http://schemas.microsoft.com/office/word/2010/wordprocessingInk" xmlns:wne="http://schemas.microsoft.com/office/word/2006/wordml" xmlns:wps="http://schemas.microsoft.com/office/word/2010/wordprocessingShape" mc:Ignorable="w14 w15 w16se w16cid w16 w16cex w16sdtdh wp14">
   <w:p>
     <w:pPr>
+      <w:pStyle w:val="Header"/>
+    </w:pPr>
+  </w:p>
+</w:hdr>
+</file>
+
+<file path=word/header2.xml><?xml version="1.0" encoding="utf-8"?>
+<w:hdr xmlns:wpc="http://schemas.microsoft.com/office/word/2010/wordprocessingCanvas" xmlns:cx="http://schemas.microsoft.com/office/drawing/2014/chartex" xmlns:cx1="http://schemas.microsoft.com/office/drawing/2015/9/8/chartex" xmlns:cx2="http://schemas.microsoft.com/office/drawing/2015/10/21/chartex" xmlns:cx3="http://schemas.microsoft.com/office/drawing/2016/5/9/chartex" xmlns:cx4="http://schemas.microsoft.com/office/drawing/2016/5/10/chartex" xmlns:cx5="http://schemas.microsoft.com/office/drawing/2016/5/11/chartex" xmlns:cx6="http://schemas.microsoft.com/office/drawing/2016/5/12/chartex" xmlns:cx7="http://schemas.microsoft.com/office/drawing/2016/5/13/chartex" xmlns:cx8="http://schemas.microsoft.com/office/drawing/2016/5/14/chartex" xmlns:mc="http://schemas.openxmlformats.org/markup-compatibility/2006" xmlns:aink="http://schemas.microsoft.com/office/drawing/2016/ink" xmlns:am3d="http://schemas.microsoft.com/office/drawing/2017/model3d" xmlns:o="urn:schemas-microsoft-com:office:office" xmlns:r="http://schemas.openxmlformats.org/officeDocument/2006/relationships" xmlns:m="http://schemas.openxmlformats.org/officeDocument/2006/math" xmlns:v="urn:schemas-microsoft-com:vml" xmlns:wp14="http://schemas.microsoft.com/office/word/2010/wordprocessingDrawing" xmlns:wp="http://schemas.openxmlformats.org/drawingml/2006/wordprocessingDrawing" xmlns:w10="urn:schemas-microsoft-com:office:word" xmlns:w="http://schemas.openxmlformats.org/wordprocessingml/2006/main" xmlns:w14="http://schemas.microsoft.com/office/word/2010/wordml" xmlns:w15="http://schemas.microsoft.com/office/word/2012/wordml" xmlns:w16cex="http://schemas.microsoft.com/office/word/2018/wordml/cex" xmlns:w16cid="http://schemas.microsoft.com/office/word/2016/wordml/cid" xmlns:w16="http://schemas.microsoft.com/office/word/2018/wordml" xmlns:w16sdtdh="http://schemas.microsoft.com/office/word/2020/wordml/sdtdatahash" xmlns:w16se="http://schemas.microsoft.com/office/word/2015/wordml/symex" xmlns:wpg="http://schemas.microsoft.com/office/word/2010/wordprocessingGroup" xmlns:wpi="http://schemas.microsoft.com/office/word/2010/wordprocessingInk" xmlns:wne="http://schemas.microsoft.com/office/word/2006/wordml" xmlns:wps="http://schemas.microsoft.com/office/word/2010/wordprocessingShape" mc:Ignorable="w14 w15 w16se w16cid w16 w16cex w16sdtdh wp14">
+  <w:p>
+    <w:pPr>
       <w:pBdr>
         <w:top w:val="nil"/>
         <w:left w:val="nil"/>
@@ -1427,9 +1346,19 @@
           <v:imagedata r:id="rId1" o:title="" embosscolor="white"/>
           <w10:wrap anchorx="margin"/>
         </v:shape>
-        <o:OLEObject Type="Embed" ProgID="CorelDraw.Graphic.16" ShapeID="4097" DrawAspect="Content" ObjectID="_1848224461" r:id="rId2"/>
+        <o:OLEObject Type="Embed" ProgID="CorelDraw.Graphic.16" ShapeID="4097" DrawAspect="Content" ObjectID="_1854258504" r:id="rId2"/>
       </w:object>
     </w:r>
+  </w:p>
+</w:hdr>
+</file>
+
+<file path=word/header3.xml><?xml version="1.0" encoding="utf-8"?>
+<w:hdr xmlns:wpc="http://schemas.microsoft.com/office/word/2010/wordprocessingCanvas" xmlns:cx="http://schemas.microsoft.com/office/drawing/2014/chartex" xmlns:cx1="http://schemas.microsoft.com/office/drawing/2015/9/8/chartex" xmlns:cx2="http://schemas.microsoft.com/office/drawing/2015/10/21/chartex" xmlns:cx3="http://schemas.microsoft.com/office/drawing/2016/5/9/chartex" xmlns:cx4="http://schemas.microsoft.com/office/drawing/2016/5/10/chartex" xmlns:cx5="http://schemas.microsoft.com/office/drawing/2016/5/11/chartex" xmlns:cx6="http://schemas.microsoft.com/office/drawing/2016/5/12/chartex" xmlns:cx7="http://schemas.microsoft.com/office/drawing/2016/5/13/chartex" xmlns:cx8="http://schemas.microsoft.com/office/drawing/2016/5/14/chartex" xmlns:mc="http://schemas.openxmlformats.org/markup-compatibility/2006" xmlns:aink="http://schemas.microsoft.com/office/drawing/2016/ink" xmlns:am3d="http://schemas.microsoft.com/office/drawing/2017/model3d" xmlns:o="urn:schemas-microsoft-com:office:office" xmlns:r="http://schemas.openxmlformats.org/officeDocument/2006/relationships" xmlns:m="http://schemas.openxmlformats.org/officeDocument/2006/math" xmlns:v="urn:schemas-microsoft-com:vml" xmlns:wp14="http://schemas.microsoft.com/office/word/2010/wordprocessingDrawing" xmlns:wp="http://schemas.openxmlformats.org/drawingml/2006/wordprocessingDrawing" xmlns:w10="urn:schemas-microsoft-com:office:word" xmlns:w="http://schemas.openxmlformats.org/wordprocessingml/2006/main" xmlns:w14="http://schemas.microsoft.com/office/word/2010/wordml" xmlns:w15="http://schemas.microsoft.com/office/word/2012/wordml" xmlns:w16cex="http://schemas.microsoft.com/office/word/2018/wordml/cex" xmlns:w16cid="http://schemas.microsoft.com/office/word/2016/wordml/cid" xmlns:w16="http://schemas.microsoft.com/office/word/2018/wordml" xmlns:w16sdtdh="http://schemas.microsoft.com/office/word/2020/wordml/sdtdatahash" xmlns:w16se="http://schemas.microsoft.com/office/word/2015/wordml/symex" xmlns:wpg="http://schemas.microsoft.com/office/word/2010/wordprocessingGroup" xmlns:wpi="http://schemas.microsoft.com/office/word/2010/wordprocessingInk" xmlns:wne="http://schemas.microsoft.com/office/word/2006/wordml" xmlns:wps="http://schemas.microsoft.com/office/word/2010/wordprocessingShape" mc:Ignorable="w14 w15 w16se w16cid w16 w16cex w16sdtdh wp14">
+  <w:p>
+    <w:pPr>
+      <w:pStyle w:val="Header"/>
+    </w:pPr>
   </w:p>
 </w:hdr>
 </file>
@@ -2230,7 +2159,6 @@
     <w:name w:val="Normal (Web)"/>
     <w:basedOn w:val="Normal"/>
     <w:uiPriority w:val="99"/>
-    <w:semiHidden/>
     <w:unhideWhenUsed/>
     <w:rsid w:val="00416140"/>
     <w:pPr>

--- a/templates/template_korektif.docx
+++ b/templates/template_korektif.docx
@@ -1099,7 +1099,7 @@
         <v:shape id="4098" o:spid="_x0000_i1026" type="#_x0000_t75" style="width:450.75pt;height:6.75pt;visibility:visible;mso-wrap-distance-left:0;mso-wrap-distance-right:0">
           <v:imagedata r:id="rId1" o:title="" embosscolor="white"/>
         </v:shape>
-        <o:OLEObject Type="Embed" ProgID="CorelDraw.Graphic.16" ShapeID="4098" DrawAspect="Content" ObjectID="_1854258503" r:id="rId2"/>
+        <o:OLEObject Type="Embed" ProgID="CorelDraw.Graphic.16" ShapeID="4098" DrawAspect="Content" ObjectID="_1854707726" r:id="rId2"/>
       </w:object>
     </w:r>
     <w:r>
@@ -1124,61 +1124,7 @@
         <w:sz w:val="20"/>
         <w:szCs w:val="20"/>
       </w:rPr>
-      <w:t>KANTOR</w:t>
-    </w:r>
-    <w:r>
-      <w:rPr>
-        <w:rStyle w:val="apple-tab-span"/>
-        <w:color w:val="000000"/>
-        <w:sz w:val="20"/>
-        <w:szCs w:val="20"/>
-      </w:rPr>
-      <w:tab/>
-    </w:r>
-    <w:r>
-      <w:rPr>
-        <w:rStyle w:val="apple-tab-span"/>
-        <w:color w:val="000000"/>
-        <w:sz w:val="20"/>
-        <w:szCs w:val="20"/>
-      </w:rPr>
-      <w:tab/>
-    </w:r>
-    <w:r>
-      <w:rPr>
-        <w:rStyle w:val="apple-tab-span"/>
-        <w:color w:val="000000"/>
-        <w:sz w:val="20"/>
-        <w:szCs w:val="20"/>
-      </w:rPr>
-      <w:tab/>
-    </w:r>
-    <w:r>
-      <w:rPr>
-        <w:rStyle w:val="apple-tab-span"/>
-        <w:color w:val="000000"/>
-        <w:sz w:val="20"/>
-        <w:szCs w:val="20"/>
-      </w:rPr>
-      <w:tab/>
-    </w:r>
-    <w:r>
-      <w:rPr>
-        <w:rStyle w:val="apple-tab-span"/>
-        <w:color w:val="000000"/>
-        <w:sz w:val="20"/>
-        <w:szCs w:val="20"/>
-      </w:rPr>
-      <w:tab/>
-    </w:r>
-    <w:r>
-      <w:rPr>
-        <w:rStyle w:val="apple-tab-span"/>
-        <w:color w:val="000000"/>
-        <w:sz w:val="20"/>
-        <w:szCs w:val="20"/>
-      </w:rPr>
-      <w:tab/>
+      <w:t>Jl. Jakarta No.24, Kebonwaru, Batununggal</w:t>
     </w:r>
   </w:p>
   <w:p>
@@ -1192,34 +1138,92 @@
         <w:sz w:val="20"/>
         <w:szCs w:val="20"/>
       </w:rPr>
-      <w:t>Jl. Jakarta No. 24, Bandung 40272</w:t>
+      <w:t>Kota Bandung 40272</w:t>
     </w:r>
+  </w:p>
+  <w:p>
+    <w:pPr>
+      <w:pStyle w:val="NormalWeb"/>
+      <w:spacing w:before="0" w:beforeAutospacing="0" w:after="0" w:afterAutospacing="0"/>
+    </w:pPr>
     <w:r>
       <w:rPr>
-        <w:rStyle w:val="apple-tab-span"/>
         <w:color w:val="000000"/>
         <w:sz w:val="20"/>
         <w:szCs w:val="20"/>
       </w:rPr>
-      <w:tab/>
+      <w:t xml:space="preserve">Email: </w:t>
     </w:r>
+    <w:hyperlink r:id="rId3" w:history="1">
+      <w:r>
+        <w:rPr>
+          <w:rStyle w:val="Hyperlink"/>
+          <w:color w:val="000000"/>
+          <w:sz w:val="20"/>
+          <w:szCs w:val="20"/>
+        </w:rPr>
+        <w:t>info@getsensync.com</w:t>
+      </w:r>
+      <w:r>
+        <w:rPr>
+          <w:rStyle w:val="apple-tab-span"/>
+          <w:rFonts w:eastAsia="SimSun"/>
+          <w:color w:val="000000"/>
+          <w:sz w:val="20"/>
+          <w:szCs w:val="20"/>
+        </w:rPr>
+        <w:tab/>
+      </w:r>
+      <w:r>
+        <w:rPr>
+          <w:rStyle w:val="apple-tab-span"/>
+          <w:rFonts w:eastAsia="SimSun"/>
+          <w:color w:val="000000"/>
+          <w:sz w:val="20"/>
+          <w:szCs w:val="20"/>
+        </w:rPr>
+        <w:tab/>
+      </w:r>
+      <w:r>
+        <w:rPr>
+          <w:rStyle w:val="apple-tab-span"/>
+          <w:rFonts w:eastAsia="SimSun"/>
+          <w:color w:val="000000"/>
+          <w:sz w:val="20"/>
+          <w:szCs w:val="20"/>
+        </w:rPr>
+        <w:tab/>
+      </w:r>
+    </w:hyperlink>
+  </w:p>
+  <w:p>
+    <w:pPr>
+      <w:pStyle w:val="NormalWeb"/>
+      <w:spacing w:before="0" w:beforeAutospacing="0" w:after="0" w:afterAutospacing="0"/>
+    </w:pPr>
     <w:r>
       <w:rPr>
-        <w:rStyle w:val="apple-tab-span"/>
         <w:color w:val="000000"/>
         <w:sz w:val="20"/>
         <w:szCs w:val="20"/>
       </w:rPr>
-      <w:tab/>
+      <w:t>http</w:t>
     </w:r>
     <w:r>
       <w:rPr>
-        <w:rStyle w:val="apple-tab-span"/>
         <w:color w:val="000000"/>
         <w:sz w:val="20"/>
         <w:szCs w:val="20"/>
       </w:rPr>
-      <w:tab/>
+      <w:t>s</w:t>
+    </w:r>
+    <w:r>
+      <w:rPr>
+        <w:color w:val="000000"/>
+        <w:sz w:val="20"/>
+        <w:szCs w:val="20"/>
+      </w:rPr>
+      <w:t>://www.getsensync.com</w:t>
     </w:r>
   </w:p>
   <w:p>
@@ -1232,15 +1236,6 @@
         <w:szCs w:val="20"/>
       </w:rPr>
     </w:pPr>
-    <w:r>
-      <w:rPr>
-        <w:color w:val="000000"/>
-        <w:sz w:val="20"/>
-        <w:szCs w:val="20"/>
-        <w:lang w:val="id-ID"/>
-      </w:rPr>
-      <w:t>www.getsensync.com</w:t>
-    </w:r>
     <w:r>
       <w:rPr>
         <w:rStyle w:val="apple-tab-span"/>
@@ -1346,7 +1341,7 @@
           <v:imagedata r:id="rId1" o:title="" embosscolor="white"/>
           <w10:wrap anchorx="margin"/>
         </v:shape>
-        <o:OLEObject Type="Embed" ProgID="CorelDraw.Graphic.16" ShapeID="4097" DrawAspect="Content" ObjectID="_1854258504" r:id="rId2"/>
+        <o:OLEObject Type="Embed" ProgID="CorelDraw.Graphic.16" ShapeID="4097" DrawAspect="Content" ObjectID="_1854707727" r:id="rId2"/>
       </w:object>
     </w:r>
   </w:p>
